--- a/deliverables/video-5-slides/hit-final/Video_5_HIT_FINAL/SHORTS/Video_5_Short_2_Movement_Is_Not_Growth.docx
+++ b/deliverables/video-5-slides/hit-final/Video_5_HIT_FINAL/SHORTS/Video_5_Short_2_Movement_Is_Not_Growth.docx
@@ -14,7 +14,7 @@
           <w:color w:val="8A6D1E"/>
           <w:sz w:val="20"/>
         </w:rPr>
-        <w:t>VIDEO 5 SHORT  ·  v5.1</w:t>
+        <w:t>VIDEO 5 SHORT  ·  v5.1.1</w:t>
       </w:r>
     </w:p>
     <w:p>
@@ -179,7 +179,7 @@
           <w:color w:val="1A1A1A"/>
           <w:sz w:val="27"/>
         </w:rPr>
-        <w:t>If the move gives you more tasks and the same decisions, your judgment will not grow. You will get faster, and more tired.</w:t>
+        <w:t>If the move gives you more tasks and the same decisions, your judgment may not expand very much. You may simply get faster at work you already know.</w:t>
       </w:r>
     </w:p>
     <w:p>
